--- a/templates/forms/1-5/2026-10-18.ja-zh/template.docx
+++ b/templates/forms/1-5/2026-10-18.ja-zh/template.docx
@@ -275,7 +275,7 @@
           <w:sz w:val="22"/>
           <w:u w:val="single" w:color="000000"/>
         </w:rPr>
-        <w:t xml:space="preserve">　　　　　　　　　　　　　　　</w:t>
+        <w:t xml:space="preserve">{{ host_name or "　　　　　　　　　　　　　　　                " }}</w:t>
       </w:r>
       <w:r>
         <w:rPr>
@@ -283,7 +283,7 @@
           <w:sz w:val="22"/>
           <w:u w:val="single" w:color="000000"/>
         </w:rPr>
-        <w:t xml:space="preserve"> </w:t>
+        <w:t xml:space="preserve"/>
       </w:r>
       <w:r>
         <w:rPr>
@@ -291,7 +291,7 @@
           <w:sz w:val="22"/>
           <w:u w:val="single" w:color="000000"/>
         </w:rPr>
-        <w:t xml:space="preserve">               </w:t>
+        <w:t xml:space="preserve"/>
       </w:r>
       <w:r>
         <w:rPr>
@@ -357,7 +357,7 @@
           <w:sz w:val="22"/>
           <w:u w:val="single" w:color="000000"/>
         </w:rPr>
-        <w:t xml:space="preserve">　　　　　　　　　　　　　　　</w:t>
+        <w:t xml:space="preserve">{{ worker_name or "　　　　　　　　　　　　　　　      " }}</w:t>
       </w:r>
       <w:r>
         <w:rPr>
@@ -365,7 +365,7 @@
           <w:sz w:val="22"/>
           <w:u w:val="single" w:color="000000"/>
         </w:rPr>
-        <w:t xml:space="preserve"> </w:t>
+        <w:t xml:space="preserve"/>
       </w:r>
       <w:r>
         <w:rPr>
@@ -373,7 +373,7 @@
           <w:sz w:val="22"/>
           <w:u w:val="single" w:color="000000"/>
         </w:rPr>
-        <w:t xml:space="preserve">    </w:t>
+        <w:t xml:space="preserve"/>
       </w:r>
       <w:r>
         <w:rPr>
@@ -381,7 +381,7 @@
           <w:sz w:val="22"/>
           <w:u w:color="000000"/>
         </w:rPr>
-        <w:t xml:space="preserve"> </w:t>
+        <w:t xml:space="preserve"/>
       </w:r>
       <w:r>
         <w:rPr>
